--- a/docs/files/f25_文雪_山东大学_半亩花田_供应链管培生（2027届校招-J10971）.docx
+++ b/docs/files/f25_文雪_山东大学_半亩花田_供应链管培生（2027届校招-J10971）.docx
@@ -1874,16 +1874,6 @@
                       <w:bCs/>
                       <w:sz w:val="21"/>
                     </w:rPr>
-                    <w:t>管理科学与工程类</w:t>
-                  </w:r>
-                  <w:r>
-                    <w:rPr>
-                      <w:rFonts w:cs="Arial" w:hint="default"/>
-                      <w:b/>
-                      <w:bCs/>
-                      <w:sz w:val="21"/>
-                    </w:rPr>
-                    <w:t>—</w:t>
                   </w:r>
                   <w:r>
                     <w:rPr>
